--- a/docs/moderator-method-guide.docx
+++ b/docs/moderator-method-guide.docx
@@ -66,7 +66,7 @@
           <w:i w:val="0"/>
           <w:sz w:val="36"/>
         </w:rPr>
-        <w:t>МЕТОДИЧЕСКИЕ РЕКОМЕНДАЦИИ</w:t>
+        <w:t>Методические рекомендации</w:t>
       </w:r>
     </w:p>
     <w:p>
@@ -191,38 +191,6 @@
           <w:sz w:val="28"/>
         </w:rPr>
         <w:t>Подготовила: Панина Полина Ивановна</w:t>
-      </w:r>
-    </w:p>
-    <w:p>
-      <w:pPr>
-        <w:spacing w:before="0" w:after="120" w:line="360" w:lineRule="auto"/>
-        <w:ind w:left="4535"/>
-        <w:jc w:val="left"/>
-      </w:pPr>
-      <w:r>
-        <w:rPr>
-          <w:rFonts w:ascii="Times New Roman" w:hAnsi="Times New Roman" w:eastAsia="Times New Roman" w:cs="Times New Roman"/>
-          <w:b w:val="0"/>
-          <w:i w:val="0"/>
-          <w:sz w:val="28"/>
-        </w:rPr>
-        <w:t>Телефон: 79238261500</w:t>
-      </w:r>
-    </w:p>
-    <w:p>
-      <w:pPr>
-        <w:spacing w:before="0" w:after="120" w:line="360" w:lineRule="auto"/>
-        <w:ind w:left="4535"/>
-        <w:jc w:val="left"/>
-      </w:pPr>
-      <w:r>
-        <w:rPr>
-          <w:rFonts w:ascii="Times New Roman" w:hAnsi="Times New Roman" w:eastAsia="Times New Roman" w:cs="Times New Roman"/>
-          <w:b w:val="0"/>
-          <w:i w:val="0"/>
-          <w:sz w:val="28"/>
-        </w:rPr>
-        <w:t>Email: oppowink2022@...</w:t>
       </w:r>
     </w:p>
     <w:p>
@@ -513,7 +481,7 @@
           <w:i w:val="0"/>
           <w:sz w:val="28"/>
         </w:rPr>
-        <w:t>10. Допуск к автоматической проверке и публикации</w:t>
+        <w:t>10. Расчёт ФА и итоговая проверка</w:t>
       </w:r>
     </w:p>
     <w:p>
@@ -704,7 +672,7 @@
           <w:i w:val="0"/>
           <w:sz w:val="28"/>
         </w:rPr>
-        <w:t>Одна заявка должна соответствовать одной точке мониторинга, одному дереву и 30 фотографиям листьев. После отправки заявка получает статус первичной проверки.</w:t>
+        <w:t>Одна заявка соответствует одной точке мониторинга, 2–4 берёзам и 10–30 отдельным фотографиям листьев с каждого дерева. Для каждого дерева указывают паспорт и загружают обзорную фотографию. После отправки заявка поступает на первичную проверку.</w:t>
       </w:r>
     </w:p>
     <w:p>
@@ -720,7 +688,7 @@
           <w:i w:val="0"/>
           <w:sz w:val="28"/>
         </w:rPr>
-        <w:t>Первый этап выполняет человек-модератор. После одобрения заявка передаётся на автоматическую проверку. Публикация точки на карте допускается только после успешного прохождения обоих этапов.</w:t>
+        <w:t>Сначала модератор проверяет исходные материалы и разметку 12 точек на листьях. Затем программа рассчитывает ФА по проверенным координатам. Модератор просматривает результат расчёта перед публикацией. Обученная модель для автоматической постановки точек пока не подключена.</w:t>
       </w:r>
     </w:p>
     <w:p>
@@ -800,7 +768,7 @@
           <w:i w:val="0"/>
           <w:sz w:val="28"/>
         </w:rPr>
-        <w:t>Смешивание листьев разных видов или разных деревьев в одной заявке нарушает методику и является основанием для отклонения.</w:t>
+        <w:t>Листья разных видов недопустимы. Листья 2–4 берёз в одной заявке должны сохраняться в отдельных наборах с привязкой к каждому дереву; непомеченные смешанные материалы возвращают на исправление.</w:t>
       </w:r>
     </w:p>
     <w:p>
@@ -832,7 +800,7 @@
           <w:i w:val="0"/>
           <w:sz w:val="28"/>
         </w:rPr>
-        <w:t>В заявке должно быть 30 фотографий листьев, полученных с одного дерева в пределах одной точки мониторинга. Недостаточное количество фотографий снижает надёжность последующего анализа.</w:t>
+        <w:t>В заявке должно быть 2–4 дерева и по 10–30 отдельных фотографий листьев с каждого. Модератор проверяет число файлов, привязку к дереву и пригодность каждого снимка.</w:t>
       </w:r>
     </w:p>
     <w:p>
@@ -848,7 +816,7 @@
           <w:i w:val="0"/>
           <w:sz w:val="28"/>
         </w:rPr>
-        <w:t>Если фотографий меньше 30 или материалы относятся к нескольким деревьям, заявка не соответствует требованиям проекта. В таком случае модератор указывает причину отклонения или необходимость повторной загрузки данных.</w:t>
+        <w:t>Если для дерева загружено меньше 10 или больше 30 фотографий, отсутствует обзорный снимок либо фотографии не привязаны к своим деревьям, заявку возвращают с конкретной причиной. Наличие нескольких деревьев само по себе соответствует методике.</w:t>
       </w:r>
     </w:p>
     <w:p>
@@ -1040,7 +1008,7 @@
           <w:i w:val="0"/>
           <w:sz w:val="28"/>
         </w:rPr>
-        <w:t>Модератор может принять или отклонить заявку. Принятие означает, что материалы соответствуют минимальным требованиям проекта и могут перейти к автоматической проверке.</w:t>
+        <w:t>Модератор принимает исходные материалы либо возвращает заявку с причиной. Принятые фотографии и проверенные ключевые точки допускаются к программному расчёту ФА.</w:t>
       </w:r>
     </w:p>
     <w:p>
@@ -1088,7 +1056,7 @@
           <w:i w:val="0"/>
           <w:sz w:val="28"/>
         </w:rPr>
-        <w:t>10. Допуск к автоматической проверке и публикации</w:t>
+        <w:t>10. Расчёт ФА и итоговая проверка</w:t>
       </w:r>
     </w:p>
     <w:p>
@@ -1104,7 +1072,7 @@
           <w:i w:val="0"/>
           <w:sz w:val="28"/>
         </w:rPr>
-        <w:t>После положительного решения модератора заявка переходит на второй этап. В текущей версии сайта автоматическая проверка может быть реализована как техническая заглушка, фиксирующая факт прохождения этапа.</w:t>
+        <w:t>После проверки разметки программа вычисляет ФА по парам координат листа. Это расчёт по проверенным точкам, а не результат работы обученной нейросети. Не следует обозначать техническую заглушку как проверку нейросетью.</w:t>
       </w:r>
     </w:p>
     <w:p>
@@ -1120,7 +1088,7 @@
           <w:i w:val="0"/>
           <w:sz w:val="28"/>
         </w:rPr>
-        <w:t>Точка становится видимой на карте только после первичной модерации и автоматической проверки. Такой порядок предотвращает публикацию непроверенных данных.</w:t>
+        <w:t>Точка становится видимой на карте после первичной модерации, расчёта ФА и итогового просмотра результата модератором.</w:t>
       </w:r>
     </w:p>
     <w:p>
@@ -1168,7 +1136,7 @@
           <w:i w:val="0"/>
           <w:sz w:val="28"/>
         </w:rPr>
-        <w:t>После успешного прохождения теста пользователь получает доступ к сертификату модератора проекта. Сертификат подтверждает прохождение обучения и готовность работать с первичной проверкой заявок.</w:t>
+        <w:t>После успешного прохождения теста раздел сертификата разблокируется. Скачивание станет доступным после утверждения макета сертификата.</w:t>
       </w:r>
     </w:p>
     <w:p>
@@ -1200,7 +1168,7 @@
           <w:i w:val="0"/>
           <w:sz w:val="28"/>
         </w:rPr>
-        <w:t>Перед принятием решения модератор проверяет следующие пункты: вид растения соответствует требованиям проекта; заявка относится к одной точке и одному дереву; загружено 30 фотографий; листья не имеют выраженных повреждений; фотографии сделаны сверху на светлом фоне; лист полностью виден в кадре; координаты и дата сбора заполнены корректно; причина отклонения указана при отрицательном решении.</w:t>
+        <w:t>Перед принятием решения модератор проверяет: вид растения; одну точку и 2–4 дерева; паспорта и обзорные снимки деревьев; по 10–30 фотографий листьев для каждого; отсутствие выраженных повреждений; съёмку сверху на светлом фоне; видимость всего листа; координаты и дату; 12 ключевых точек на каждом листе. При возврате заявки указывают конкретную причину.</w:t>
       </w:r>
     </w:p>
     <w:p>

--- a/docs/moderator-method-guide.docx
+++ b/docs/moderator-method-guide.docx
@@ -528,6 +528,10 @@
     </w:p>
     <w:p>
       <w:r>
+        <w:rPr>
+          <w:rFonts w:ascii="Arial" w:hAnsi="Arial" w:eastAsia="Arial"/>
+          <w:sz w:val="21"/>
+        </w:rPr>
         <w:br w:type="page"/>
       </w:r>
     </w:p>
@@ -1067,12 +1071,10 @@
       </w:pPr>
       <w:r>
         <w:rPr>
-          <w:rFonts w:ascii="Times New Roman" w:hAnsi="Times New Roman" w:eastAsia="Times New Roman" w:cs="Times New Roman"/>
-          <w:b w:val="0"/>
-          <w:i w:val="0"/>
-          <w:sz w:val="28"/>
+          <w:rFonts w:ascii="Arial" w:hAnsi="Arial" w:eastAsia="Arial"/>
+          <w:sz w:val="21"/>
         </w:rPr>
-        <w:t>После проверки разметки программа вычисляет ФА по парам координат листа. Это расчёт по проверенным точкам, а не результат работы обученной нейросети. Не следует обозначать техническую заглушку как проверку нейросетью.</w:t>
+        <w:t>После проверки разметки программа вычисляет ФА по 12 ориентирам. Пять парных признаков — ширина половин листа, длина второй жилки, расстояние между основаниями первой и второй жилок, расстояние между их концами и угол второй жилки к центральной оси. Для каждой пары применяется |L−R|/(L+R), затем пять значений усредняются. Это расчёт по проверенным точкам, а не результат работы обученного классификатора.</w:t>
       </w:r>
     </w:p>
     <w:p>
@@ -1163,12 +1165,10 @@
       </w:pPr>
       <w:r>
         <w:rPr>
-          <w:rFonts w:ascii="Times New Roman" w:hAnsi="Times New Roman" w:eastAsia="Times New Roman" w:cs="Times New Roman"/>
-          <w:b w:val="0"/>
-          <w:i w:val="0"/>
-          <w:sz w:val="28"/>
+          <w:rFonts w:ascii="Arial" w:hAnsi="Arial" w:eastAsia="Arial"/>
+          <w:sz w:val="21"/>
         </w:rPr>
-        <w:t>Перед принятием решения модератор проверяет: вид растения; одну точку и 2–4 дерева; паспорта и обзорные снимки деревьев; по 10–30 фотографий листьев для каждого; отсутствие выраженных повреждений; съёмку сверху на светлом фоне; видимость всего листа; координаты и дату; 12 ключевых точек на каждом листе. При возврате заявки указывают конкретную причину.</w:t>
+        <w:t>Перед принятием решения модератор проверяет: вид растения; одну точку и 2–4 дерева; паспорта и обзорные снимки деревьев; по 10–30 фотографий листьев для каждого; отсутствие выраженных повреждений; съёмку сверху на светлом фоне; видимость всего листа; координаты и дату; все 12 ориентиров; соответствие пяти левых и правых признаков. При возврате заявки указывают конкретную причину.</w:t>
       </w:r>
     </w:p>
     <w:p>
